--- a/InformationSystem/Lab1/report.docx
+++ b/InformationSystem/Lab1/report.docx
@@ -21,7 +21,7 @@
           <w:lang w:eastAsia="ru-RU"/>
         </w:rPr>
         <w:drawing>
-          <wp:anchor distT="0" distB="0" distL="114300" distR="114300" simplePos="0" relativeHeight="251661312" behindDoc="0" locked="0" layoutInCell="1" allowOverlap="1" wp14:anchorId="05CC2C4D" wp14:editId="451BDC55">
+          <wp:anchor distT="0" distB="0" distL="114300" distR="114300" simplePos="0" relativeHeight="251661312" behindDoc="0" locked="0" layoutInCell="1" allowOverlap="1" wp14:anchorId="05CC2C4D" wp14:editId="67931723">
             <wp:simplePos x="0" y="0"/>
             <wp:positionH relativeFrom="margin">
               <wp:posOffset>1645285</wp:posOffset>
@@ -240,7 +240,7 @@
       <w:pPr>
         <w:jc w:val="center"/>
         <w:rPr>
-          <w:rFonts w:ascii="Times New Roman" w:hAnsi="Times New Roman" w:cs="Times New Roman" w:hint="eastAsia"/>
+          <w:rFonts w:ascii="Times New Roman" w:hAnsi="Times New Roman" w:cs="Times New Roman"/>
           <w:sz w:val="28"/>
           <w:szCs w:val="24"/>
           <w:lang w:eastAsia="zh-CN"/>
@@ -5502,13 +5502,105 @@
     </w:p>
     <w:p>
       <w:pPr>
-        <w:spacing w:before="100" w:beforeAutospacing="1" w:after="100" w:afterAutospacing="1" w:line="240" w:lineRule="auto"/>
-        <w:rPr>
-          <w:rFonts w:ascii="Times New Roman" w:hAnsi="Times New Roman" w:cs="Times New Roman" w:hint="eastAsia"/>
-          <w:szCs w:val="24"/>
+        <w:pStyle w:val="1"/>
+        <w:jc w:val="center"/>
+        <w:rPr>
+          <w:rFonts w:ascii="Times New Roman" w:eastAsiaTheme="minorEastAsia" w:hAnsi="Times New Roman" w:cs="Times New Roman"/>
           <w:lang w:eastAsia="zh-CN"/>
         </w:rPr>
       </w:pPr>
+      <w:r>
+        <w:rPr>
+          <w:rFonts w:ascii="Times New Roman" w:eastAsia="Times New Roman" w:hAnsi="Times New Roman" w:cs="Times New Roman"/>
+          <w:lang w:eastAsia="ru-RU"/>
+        </w:rPr>
+        <w:t>UML-диаграммы классов и пакетов разработанного приложения</w:t>
+      </w:r>
+    </w:p>
+    <w:p>
+      <w:pPr>
+        <w:rPr>
+          <w:lang w:eastAsia="zh-CN"/>
+        </w:rPr>
+      </w:pPr>
+    </w:p>
+    <w:p>
+      <w:pPr>
+        <w:rPr>
+          <w:lang w:eastAsia="zh-CN"/>
+        </w:rPr>
+      </w:pPr>
+      <w:r>
+        <w:rPr>
+          <w:noProof/>
+          <w:lang w:eastAsia="zh-CN"/>
+        </w:rPr>
+        <w:lastRenderedPageBreak/>
+        <w:drawing>
+          <wp:inline distT="0" distB="0" distL="0" distR="0" wp14:anchorId="7EB81362" wp14:editId="7E1E32E3">
+            <wp:extent cx="5934075" cy="4067175"/>
+            <wp:effectExtent l="0" t="0" r="9525" b="9525"/>
+            <wp:docPr id="583550939" name="图片 1"/>
+            <wp:cNvGraphicFramePr>
+              <a:graphicFrameLocks xmlns:a="http://schemas.openxmlformats.org/drawingml/2006/main" noChangeAspect="1"/>
+            </wp:cNvGraphicFramePr>
+            <a:graphic xmlns:a="http://schemas.openxmlformats.org/drawingml/2006/main">
+              <a:graphicData uri="http://schemas.openxmlformats.org/drawingml/2006/picture">
+                <pic:pic xmlns:pic="http://schemas.openxmlformats.org/drawingml/2006/picture">
+                  <pic:nvPicPr>
+                    <pic:cNvPr id="0" name="Picture 1"/>
+                    <pic:cNvPicPr>
+                      <a:picLocks noChangeAspect="1" noChangeArrowheads="1"/>
+                    </pic:cNvPicPr>
+                  </pic:nvPicPr>
+                  <pic:blipFill>
+                    <a:blip r:embed="rId9" cstate="print">
+                      <a:extLst>
+                        <a:ext uri="{28A0092B-C50C-407E-A947-70E740481C1C}">
+                          <a14:useLocalDpi xmlns:a14="http://schemas.microsoft.com/office/drawing/2010/main" val="0"/>
+                        </a:ext>
+                      </a:extLst>
+                    </a:blip>
+                    <a:srcRect/>
+                    <a:stretch>
+                      <a:fillRect/>
+                    </a:stretch>
+                  </pic:blipFill>
+                  <pic:spPr bwMode="auto">
+                    <a:xfrm>
+                      <a:off x="0" y="0"/>
+                      <a:ext cx="5934075" cy="4067175"/>
+                    </a:xfrm>
+                    <a:prstGeom prst="rect">
+                      <a:avLst/>
+                    </a:prstGeom>
+                    <a:noFill/>
+                    <a:ln>
+                      <a:noFill/>
+                    </a:ln>
+                  </pic:spPr>
+                </pic:pic>
+              </a:graphicData>
+            </a:graphic>
+          </wp:inline>
+        </w:drawing>
+      </w:r>
+    </w:p>
+    <w:p>
+      <w:pPr>
+        <w:jc w:val="center"/>
+        <w:rPr>
+          <w:rFonts w:ascii="Times New Roman" w:hAnsi="Times New Roman" w:cs="Times New Roman"/>
+          <w:lang w:eastAsia="zh-CN"/>
+        </w:rPr>
+      </w:pPr>
+      <w:r>
+        <w:rPr>
+          <w:rFonts w:ascii="Times New Roman" w:hAnsi="Times New Roman" w:cs="Times New Roman"/>
+          <w:lang w:eastAsia="zh-CN"/>
+        </w:rPr>
+        <w:t>Диаграмма классов</w:t>
+      </w:r>
     </w:p>
     <w:p>
       <w:pPr>
@@ -5520,6 +5612,221 @@
           <w:lang w:eastAsia="ru-RU"/>
         </w:rPr>
       </w:pPr>
+      <w:r>
+        <w:rPr>
+          <w:rFonts w:ascii="Times New Roman" w:eastAsia="Times New Roman" w:hAnsi="Times New Roman" w:cs="Times New Roman"/>
+          <w:noProof/>
+          <w:szCs w:val="24"/>
+          <w:lang w:eastAsia="ru-RU"/>
+        </w:rPr>
+        <w:drawing>
+          <wp:inline distT="0" distB="0" distL="0" distR="0" wp14:anchorId="51078C22" wp14:editId="79279223">
+            <wp:extent cx="5934075" cy="4229100"/>
+            <wp:effectExtent l="0" t="0" r="9525" b="0"/>
+            <wp:docPr id="857455270" name="图片 2"/>
+            <wp:cNvGraphicFramePr>
+              <a:graphicFrameLocks xmlns:a="http://schemas.openxmlformats.org/drawingml/2006/main" noChangeAspect="1"/>
+            </wp:cNvGraphicFramePr>
+            <a:graphic xmlns:a="http://schemas.openxmlformats.org/drawingml/2006/main">
+              <a:graphicData uri="http://schemas.openxmlformats.org/drawingml/2006/picture">
+                <pic:pic xmlns:pic="http://schemas.openxmlformats.org/drawingml/2006/picture">
+                  <pic:nvPicPr>
+                    <pic:cNvPr id="0" name="Picture 2"/>
+                    <pic:cNvPicPr>
+                      <a:picLocks noChangeAspect="1" noChangeArrowheads="1"/>
+                    </pic:cNvPicPr>
+                  </pic:nvPicPr>
+                  <pic:blipFill>
+                    <a:blip r:embed="rId10" cstate="print">
+                      <a:extLst>
+                        <a:ext uri="{28A0092B-C50C-407E-A947-70E740481C1C}">
+                          <a14:useLocalDpi xmlns:a14="http://schemas.microsoft.com/office/drawing/2010/main" val="0"/>
+                        </a:ext>
+                      </a:extLst>
+                    </a:blip>
+                    <a:srcRect/>
+                    <a:stretch>
+                      <a:fillRect/>
+                    </a:stretch>
+                  </pic:blipFill>
+                  <pic:spPr bwMode="auto">
+                    <a:xfrm>
+                      <a:off x="0" y="0"/>
+                      <a:ext cx="5934075" cy="4229100"/>
+                    </a:xfrm>
+                    <a:prstGeom prst="rect">
+                      <a:avLst/>
+                    </a:prstGeom>
+                    <a:noFill/>
+                    <a:ln>
+                      <a:noFill/>
+                    </a:ln>
+                  </pic:spPr>
+                </pic:pic>
+              </a:graphicData>
+            </a:graphic>
+          </wp:inline>
+        </w:drawing>
+      </w:r>
+    </w:p>
+    <w:p>
+      <w:pPr>
+        <w:jc w:val="center"/>
+        <w:rPr>
+          <w:rFonts w:ascii="Times New Roman" w:hAnsi="Times New Roman" w:cs="Times New Roman"/>
+          <w:lang w:eastAsia="zh-CN"/>
+        </w:rPr>
+      </w:pPr>
+      <w:r>
+        <w:rPr>
+          <w:rFonts w:ascii="Times New Roman" w:hAnsi="Times New Roman" w:cs="Times New Roman"/>
+          <w:lang w:eastAsia="zh-CN"/>
+        </w:rPr>
+        <w:t xml:space="preserve">Диаграмма </w:t>
+      </w:r>
+      <w:r>
+        <w:rPr>
+          <w:rFonts w:ascii="Times New Roman" w:hAnsi="Times New Roman" w:cs="Times New Roman"/>
+          <w:lang w:eastAsia="zh-CN"/>
+        </w:rPr>
+        <w:t>сущности</w:t>
+      </w:r>
+    </w:p>
+    <w:p>
+      <w:pPr>
+        <w:jc w:val="center"/>
+        <w:rPr>
+          <w:rFonts w:ascii="Times New Roman" w:hAnsi="Times New Roman" w:cs="Times New Roman"/>
+          <w:lang w:eastAsia="zh-CN"/>
+        </w:rPr>
+      </w:pPr>
+      <w:r>
+        <w:rPr>
+          <w:rFonts w:ascii="Times New Roman" w:hAnsi="Times New Roman" w:cs="Times New Roman"/>
+          <w:noProof/>
+          <w:lang w:eastAsia="zh-CN"/>
+        </w:rPr>
+        <w:lastRenderedPageBreak/>
+        <w:drawing>
+          <wp:inline distT="0" distB="0" distL="0" distR="0" wp14:anchorId="455D1D03" wp14:editId="2A0ABDFE">
+            <wp:extent cx="5934075" cy="4867275"/>
+            <wp:effectExtent l="0" t="0" r="9525" b="9525"/>
+            <wp:docPr id="992994499" name="图片 3"/>
+            <wp:cNvGraphicFramePr>
+              <a:graphicFrameLocks xmlns:a="http://schemas.openxmlformats.org/drawingml/2006/main" noChangeAspect="1"/>
+            </wp:cNvGraphicFramePr>
+            <a:graphic xmlns:a="http://schemas.openxmlformats.org/drawingml/2006/main">
+              <a:graphicData uri="http://schemas.openxmlformats.org/drawingml/2006/picture">
+                <pic:pic xmlns:pic="http://schemas.openxmlformats.org/drawingml/2006/picture">
+                  <pic:nvPicPr>
+                    <pic:cNvPr id="0" name="Picture 3"/>
+                    <pic:cNvPicPr>
+                      <a:picLocks noChangeAspect="1" noChangeArrowheads="1"/>
+                    </pic:cNvPicPr>
+                  </pic:nvPicPr>
+                  <pic:blipFill>
+                    <a:blip r:embed="rId11" cstate="print">
+                      <a:extLst>
+                        <a:ext uri="{28A0092B-C50C-407E-A947-70E740481C1C}">
+                          <a14:useLocalDpi xmlns:a14="http://schemas.microsoft.com/office/drawing/2010/main" val="0"/>
+                        </a:ext>
+                      </a:extLst>
+                    </a:blip>
+                    <a:srcRect/>
+                    <a:stretch>
+                      <a:fillRect/>
+                    </a:stretch>
+                  </pic:blipFill>
+                  <pic:spPr bwMode="auto">
+                    <a:xfrm>
+                      <a:off x="0" y="0"/>
+                      <a:ext cx="5934075" cy="4867275"/>
+                    </a:xfrm>
+                    <a:prstGeom prst="rect">
+                      <a:avLst/>
+                    </a:prstGeom>
+                    <a:noFill/>
+                    <a:ln>
+                      <a:noFill/>
+                    </a:ln>
+                  </pic:spPr>
+                </pic:pic>
+              </a:graphicData>
+            </a:graphic>
+          </wp:inline>
+        </w:drawing>
+      </w:r>
+    </w:p>
+    <w:p>
+      <w:pPr>
+        <w:jc w:val="center"/>
+        <w:rPr>
+          <w:rFonts w:ascii="Times New Roman" w:hAnsi="Times New Roman" w:cs="Times New Roman"/>
+          <w:lang w:eastAsia="zh-CN"/>
+        </w:rPr>
+      </w:pPr>
+      <w:r>
+        <w:rPr>
+          <w:rFonts w:ascii="Times New Roman" w:hAnsi="Times New Roman" w:cs="Times New Roman"/>
+          <w:lang w:eastAsia="zh-CN"/>
+        </w:rPr>
+        <w:t xml:space="preserve">Диаграмма </w:t>
+      </w:r>
+      <w:r>
+        <w:rPr>
+          <w:rFonts w:ascii="Times New Roman" w:hAnsi="Times New Roman" w:cs="Times New Roman"/>
+          <w:lang w:eastAsia="zh-CN"/>
+        </w:rPr>
+        <w:t>пакетов</w:t>
+      </w:r>
+    </w:p>
+    <w:p>
+      <w:pPr>
+        <w:pStyle w:val="1"/>
+        <w:jc w:val="center"/>
+        <w:rPr>
+          <w:rFonts w:ascii="Times New Roman" w:eastAsia="Times New Roman" w:hAnsi="Times New Roman" w:cs="Times New Roman"/>
+          <w:lang w:eastAsia="ru-RU"/>
+        </w:rPr>
+      </w:pPr>
+      <w:r>
+        <w:rPr>
+          <w:rFonts w:ascii="Times New Roman" w:eastAsia="Times New Roman" w:hAnsi="Times New Roman" w:cs="Times New Roman"/>
+          <w:lang w:eastAsia="ru-RU"/>
+        </w:rPr>
+        <w:t>Исходный код</w:t>
+      </w:r>
+    </w:p>
+    <w:p>
+      <w:pPr>
+        <w:rPr>
+          <w:rFonts w:hint="eastAsia"/>
+          <w:lang w:eastAsia="zh-CN"/>
+        </w:rPr>
+      </w:pPr>
+      <w:hyperlink r:id="rId12" w:history="1">
+        <w:r>
+          <w:rPr>
+            <w:rStyle w:val="a7"/>
+            <w:lang w:eastAsia="zh-CN"/>
+          </w:rPr>
+          <w:t>https://github.com/ivanstylish/ITMO-Study-Note/tree/main/InformationSystem/Lab1/Lab</w:t>
+        </w:r>
+        <w:r>
+          <w:rPr>
+            <w:rStyle w:val="a7"/>
+            <w:lang w:eastAsia="zh-CN"/>
+          </w:rPr>
+          <w:t>1</w:t>
+        </w:r>
+        <w:r>
+          <w:rPr>
+            <w:rStyle w:val="a7"/>
+            <w:lang w:eastAsia="zh-CN"/>
+          </w:rPr>
+          <w:t>/src/main/java/edu/lab/city</w:t>
+        </w:r>
+      </w:hyperlink>
     </w:p>
     <w:p>
       <w:pPr>
@@ -5558,28 +5865,38 @@
       <w:pPr>
         <w:rPr>
           <w:rFonts w:ascii="Times New Roman" w:hAnsi="Times New Roman" w:cs="Times New Roman"/>
+          <w:sz w:val="24"/>
+          <w:szCs w:val="24"/>
           <w:lang w:eastAsia="ru-RU"/>
         </w:rPr>
       </w:pPr>
+      <w:r>
+        <w:rPr>
+          <w:rFonts w:ascii="Times New Roman" w:hAnsi="Times New Roman" w:cs="Times New Roman"/>
+          <w:sz w:val="24"/>
+          <w:szCs w:val="24"/>
+          <w:lang w:eastAsia="ru-RU"/>
+        </w:rPr>
+        <w:t>В ходе лабораторной работы разработана информационная система для управления объектами City на основе Spring MVC, EclipseLink и PostgreSQL. Реализованы CRUD-операции, проверка данных, работа со связанными объектами, пагинация, фильтрация и сортировка. Специальные операции вынесены в функции базы данных. Автоматическое обновление интерфейса и оптимистическая блокировка обеспечивают согласованную работу нескольких пользователей. Закреплены навыки применения ORM, транзакций и разделения приложения на слои.</w:t>
+      </w:r>
     </w:p>
     <w:p>
       <w:pPr>
-        <w:jc w:val="center"/>
         <w:rPr>
           <w:rFonts w:ascii="Times New Roman" w:hAnsi="Times New Roman" w:cs="Times New Roman"/>
-          <w:i/>
+          <w:iCs/>
           <w:u w:val="single"/>
           <w:lang w:eastAsia="ru-RU"/>
         </w:rPr>
       </w:pPr>
     </w:p>
     <w:sectPr>
-      <w:headerReference w:type="even" r:id="rId9"/>
-      <w:headerReference w:type="default" r:id="rId10"/>
-      <w:footerReference w:type="even" r:id="rId11"/>
-      <w:footerReference w:type="default" r:id="rId12"/>
-      <w:headerReference w:type="first" r:id="rId13"/>
-      <w:footerReference w:type="first" r:id="rId14"/>
+      <w:headerReference w:type="even" r:id="rId13"/>
+      <w:headerReference w:type="default" r:id="rId14"/>
+      <w:footerReference w:type="even" r:id="rId15"/>
+      <w:footerReference w:type="default" r:id="rId16"/>
+      <w:headerReference w:type="first" r:id="rId17"/>
+      <w:footerReference w:type="first" r:id="rId18"/>
       <w:pgSz w:w="11906" w:h="16838"/>
       <w:pgMar w:top="1134" w:right="850" w:bottom="1134" w:left="1701" w:header="708" w:footer="708" w:gutter="0"/>
       <w:cols w:space="708"/>
@@ -5696,7 +6013,7 @@
       <w:pStyle w:val="ad"/>
       <w:jc w:val="center"/>
       <w:rPr>
-        <w:rFonts w:ascii="Times New Roman" w:hAnsi="Times New Roman" w:cs="Times New Roman" w:hint="eastAsia"/>
+        <w:rFonts w:ascii="Times New Roman" w:hAnsi="Times New Roman" w:cs="Times New Roman"/>
         <w:sz w:val="24"/>
         <w:szCs w:val="24"/>
         <w:lang w:eastAsia="zh-CN"/>
